--- a/docs/output/Zain Hajahjah/سجن البرج/SRT-En/فرج سلامة/خارجي/DOCX/03_فرج سلامة-مدخل سجن البرج_SRT_En.docx
+++ b/docs/output/Zain Hajahjah/سجن البرج/SRT-En/فرج سلامة/خارجي/DOCX/03_فرج سلامة-مدخل سجن البرج_SRT_En.docx
@@ -4,7 +4,28 @@
   <w:body>
     <w:p>
       <w:r>
+        <w:t>1</w:t>
+      </w:r>
+    </w:p>
+    <w:p>
+      <w:r>
+        <w:t>00:00:00,041 --&gt; 00:00:05,125</w:t>
+      </w:r>
+    </w:p>
+    <w:p>
+      <w:r>
         <w:t>We will enter the prison compound, and here, of course, is the vehicle entrance</w:t>
+      </w:r>
+    </w:p>
+    <w:p/>
+    <w:p>
+      <w:r>
+        <w:t>2</w:t>
+      </w:r>
+    </w:p>
+    <w:p>
+      <w:r>
+        <w:t>00:00:06,000 --&gt; 00:00:07,000</w:t>
       </w:r>
     </w:p>
     <w:p>
@@ -12,14 +33,47 @@
         <w:t>Into the basement</w:t>
       </w:r>
     </w:p>
+    <w:p/>
+    <w:p>
+      <w:r>
+        <w:t>3</w:t>
+      </w:r>
+    </w:p>
+    <w:p>
+      <w:r>
+        <w:t>00:00:08,083 --&gt; 00:00:09,083</w:t>
+      </w:r>
+    </w:p>
     <w:p>
       <w:r>
         <w:t>And the first step</w:t>
       </w:r>
     </w:p>
+    <w:p/>
+    <w:p>
+      <w:r>
+        <w:t>4</w:t>
+      </w:r>
+    </w:p>
+    <w:p>
+      <w:r>
+        <w:t>00:00:11,333 --&gt; 00:00:12,666</w:t>
+      </w:r>
+    </w:p>
     <w:p>
       <w:r>
         <w:t>In the prison procedure</w:t>
+      </w:r>
+    </w:p>
+    <w:p/>
+    <w:p>
+      <w:r>
+        <w:t>5</w:t>
+      </w:r>
+    </w:p>
+    <w:p>
+      <w:r>
+        <w:t>00:00:14,666 --&gt; 00:00:19,458</w:t>
       </w:r>
     </w:p>
     <w:p>
@@ -32,6 +86,17 @@
         <w:t>the basement. This area was the car garage</w:t>
       </w:r>
     </w:p>
+    <w:p/>
+    <w:p>
+      <w:r>
+        <w:t>6</w:t>
+      </w:r>
+    </w:p>
+    <w:p>
+      <w:r>
+        <w:t>00:00:19,958 --&gt; 00:00:26,000</w:t>
+      </w:r>
+    </w:p>
     <w:p>
       <w:r>
         <w:t>For the prisoners’ transport vehicles,</w:t>
@@ -42,14 +107,47 @@
         <w:t>and for the guards’ and interrogators’ cars</w:t>
       </w:r>
     </w:p>
+    <w:p/>
+    <w:p>
+      <w:r>
+        <w:t>7</w:t>
+      </w:r>
+    </w:p>
+    <w:p>
+      <w:r>
+        <w:t>00:00:27,041 --&gt; 00:00:29,458</w:t>
+      </w:r>
+    </w:p>
     <w:p>
       <w:r>
         <w:t>This whole section, of course, was a parking area</w:t>
       </w:r>
     </w:p>
+    <w:p/>
+    <w:p>
+      <w:r>
+        <w:t>8</w:t>
+      </w:r>
+    </w:p>
+    <w:p>
+      <w:r>
+        <w:t>00:00:30,333 --&gt; 00:00:31,625</w:t>
+      </w:r>
+    </w:p>
     <w:p>
       <w:r>
         <w:t>Sometimes a person would be taken out</w:t>
+      </w:r>
+    </w:p>
+    <w:p/>
+    <w:p>
+      <w:r>
+        <w:t>9</w:t>
+      </w:r>
+    </w:p>
+    <w:p>
+      <w:r>
+        <w:t>00:00:32,625 --&gt; 00:00:37,666</w:t>
       </w:r>
     </w:p>
     <w:p>
@@ -62,9 +160,31 @@
         <w:t>not blindfolded, he would notice the prisoners’ vehicles</w:t>
       </w:r>
     </w:p>
+    <w:p/>
+    <w:p>
+      <w:r>
+        <w:t>10</w:t>
+      </w:r>
+    </w:p>
+    <w:p>
+      <w:r>
+        <w:t>00:00:38,208 --&gt; 00:00:39,458</w:t>
+      </w:r>
+    </w:p>
     <w:p>
       <w:r>
         <w:t>Someone might recognize them</w:t>
+      </w:r>
+    </w:p>
+    <w:p/>
+    <w:p>
+      <w:r>
+        <w:t>11</w:t>
+      </w:r>
+    </w:p>
+    <w:p>
+      <w:r>
+        <w:t>00:00:40,791 --&gt; 00:00:44,000</w:t>
       </w:r>
     </w:p>
     <w:p>
@@ -77,9 +197,31 @@
         <w:t>investigation room and the group cells</w:t>
       </w:r>
     </w:p>
+    <w:p/>
+    <w:p>
+      <w:r>
+        <w:t>12</w:t>
+      </w:r>
+    </w:p>
+    <w:p>
+      <w:r>
+        <w:t>00:00:44,458 --&gt; 00:00:47,375</w:t>
+      </w:r>
+    </w:p>
     <w:p>
       <w:r>
         <w:t>And this is the main prison gate</w:t>
+      </w:r>
+    </w:p>
+    <w:p/>
+    <w:p>
+      <w:r>
+        <w:t>13</w:t>
+      </w:r>
+    </w:p>
+    <w:p>
+      <w:r>
+        <w:t>00:00:48,333 --&gt; 00:00:52,666</w:t>
       </w:r>
     </w:p>
     <w:p>
@@ -92,6 +234,17 @@
         <w:t>custody room, which was also the investigation room</w:t>
       </w:r>
     </w:p>
+    <w:p/>
+    <w:p>
+      <w:r>
+        <w:t>14</w:t>
+      </w:r>
+    </w:p>
+    <w:p>
+      <w:r>
+        <w:t>00:00:55,000 --&gt; 00:00:59,041</w:t>
+      </w:r>
+    </w:p>
     <w:p>
       <w:r>
         <w:t>We go to the right side, where the</w:t>
@@ -102,14 +255,47 @@
         <w:t>solitary cells and group cells are located</w:t>
       </w:r>
     </w:p>
+    <w:p/>
+    <w:p>
+      <w:r>
+        <w:t>15</w:t>
+      </w:r>
+    </w:p>
+    <w:p>
+      <w:r>
+        <w:t>00:00:59,791 --&gt; 00:01:01,708</w:t>
+      </w:r>
+    </w:p>
     <w:p>
       <w:r>
         <w:t>And on the left side, there is a kitchen belonging to them</w:t>
       </w:r>
     </w:p>
+    <w:p/>
+    <w:p>
+      <w:r>
+        <w:t>16</w:t>
+      </w:r>
+    </w:p>
+    <w:p>
+      <w:r>
+        <w:t>00:01:02,416 --&gt; 00:01:04,750</w:t>
+      </w:r>
+    </w:p>
     <w:p>
       <w:r>
         <w:t>And there is a hidden group cell</w:t>
+      </w:r>
+    </w:p>
+    <w:p/>
+    <w:p>
+      <w:r>
+        <w:t>17</w:t>
+      </w:r>
+    </w:p>
+    <w:p>
+      <w:r>
+        <w:t>00:01:05,416 --&gt; 00:01:07,333</w:t>
       </w:r>
     </w:p>
     <w:p>
@@ -490,9 +676,12 @@
     <w:name w:val="Normal"/>
     <w:qFormat/>
     <w:rsid w:val="00FC693F"/>
+    <w:pPr>
+      <w:spacing w:before="0" w:after="0" w:line="276" w:lineRule="auto"/>
+    </w:pPr>
     <w:rPr>
-      <w:rFonts w:ascii="Arial" w:hAnsi="Arial"/>
-      <w:sz w:val="22"/>
+      <w:rFonts w:ascii="Courier New" w:hAnsi="Courier New"/>
+      <w:sz w:val="20"/>
     </w:rPr>
   </w:style>
   <w:style w:type="paragraph" w:styleId="Header">
